--- a/NERC-CIP/CSW-NERC-CIP-Technical-Runbook.docx
+++ b/NERC-CIP/CSW-NERC-CIP-Technical-Runbook.docx
@@ -2158,9 +2158,10 @@
         <w:tblLook w:firstRow="1" w:lastRow="0" w:firstColumn="0" w:lastColumn="0" w:noHBand="0" w:noVBand="0" w:val="0020"/>
       </w:tblPr>
       <w:tblGrid>
-        <w:gridCol w:w="2640"/>
-        <w:gridCol w:w="2640"/>
-        <w:gridCol w:w="2640"/>
+        <w:gridCol w:w="1980"/>
+        <w:gridCol w:w="1980"/>
+        <w:gridCol w:w="1980"/>
+        <w:gridCol w:w="1980"/>
       </w:tblGrid>
       <w:tr>
         <w:trPr>
@@ -2195,7 +2196,18 @@
               <w:pStyle w:val="Compact"/>
             </w:pPr>
             <w:r>
-              <w:t xml:space="preserve">CSW relevance</w:t>
+              <w:t xml:space="preserve">Coverage</w:t>
+            </w:r>
+          </w:p>
+        </w:tc>
+        <w:tc>
+          <w:tcPr/>
+          <w:p>
+            <w:pPr>
+              <w:pStyle w:val="Compact"/>
+            </w:pPr>
+            <w:r>
+              <w:t xml:space="preserve">What to file</w:t>
             </w:r>
           </w:p>
         </w:tc>
@@ -2230,7 +2242,18 @@
               <w:pStyle w:val="Compact"/>
             </w:pPr>
             <w:r>
-              <w:t xml:space="preserve">Inventory + scope labelling supporting categorisation evidence</w:t>
+              <w:t xml:space="preserve">Partial Coverage</w:t>
+            </w:r>
+          </w:p>
+        </w:tc>
+        <w:tc>
+          <w:tcPr/>
+          <w:p>
+            <w:pPr>
+              <w:pStyle w:val="Compact"/>
+            </w:pPr>
+            <w:r>
+              <w:t xml:space="preserve">Labelled inventory next to the Attachment 1 decision. Secure Workload does not rate High, Medium, or Low.</w:t>
             </w:r>
           </w:p>
         </w:tc>
@@ -2265,7 +2288,18 @@
               <w:pStyle w:val="Compact"/>
             </w:pPr>
             <w:r>
-              <w:t xml:space="preserve">Quarterly evidence pack to CIP Senior Manager</w:t>
+              <w:t xml:space="preserve">Partial Coverage</w:t>
+            </w:r>
+          </w:p>
+        </w:tc>
+        <w:tc>
+          <w:tcPr/>
+          <w:p>
+            <w:pPr>
+              <w:pStyle w:val="Compact"/>
+            </w:pPr>
+            <w:r>
+              <w:t xml:space="preserve">Quarterly IT-side pack for the CIP Senior Manager. Policies and the Senior Manager designation stay with the entity.</w:t>
             </w:r>
           </w:p>
         </w:tc>
@@ -2300,7 +2334,18 @@
               <w:pStyle w:val="Compact"/>
             </w:pPr>
             <w:r>
-              <w:t xml:space="preserve">Out of scope — HR/training process</w:t>
+              <w:t xml:space="preserve">Evidence Required</w:t>
+            </w:r>
+          </w:p>
+        </w:tc>
+        <w:tc>
+          <w:tcPr/>
+          <w:p>
+            <w:pPr>
+              <w:pStyle w:val="Compact"/>
+            </w:pPr>
+            <w:r>
+              <w:t xml:space="preserve">Background checks, training, and access revocation. No Secure Workload artifact.</w:t>
             </w:r>
           </w:p>
         </w:tc>
@@ -2335,17 +2380,18 @@
               <w:pStyle w:val="Compact"/>
             </w:pPr>
             <w:r>
-              <w:rPr>
-                <w:b/>
-                <w:bCs/>
-              </w:rPr>
-              <w:t xml:space="preserve">Direct</w:t>
-            </w:r>
-            <w:r>
-              <w:t xml:space="preserve"> </w:t>
-            </w:r>
-            <w:r>
-              <w:t xml:space="preserve">— segmentation, EAP enforcement, IRA termination evidence</w:t>
+              <w:t xml:space="preserve">Partial Coverage</w:t>
+            </w:r>
+          </w:p>
+        </w:tc>
+        <w:tc>
+          <w:tcPr/>
+          <w:p>
+            <w:pPr>
+              <w:pStyle w:val="Compact"/>
+            </w:pPr>
+            <w:r>
+              <w:t xml:space="preserve">Deny-by-default up to the EAP, plus per-session IRA flows. The EAP firewall, session encryption, and MFA stay outside Secure Workload.</w:t>
             </w:r>
           </w:p>
         </w:tc>
@@ -2380,7 +2426,18 @@
               <w:pStyle w:val="Compact"/>
             </w:pPr>
             <w:r>
-              <w:t xml:space="preserve">Out of scope — physical/PACS process</w:t>
+              <w:t xml:space="preserve">Evidence Required</w:t>
+            </w:r>
+          </w:p>
+        </w:tc>
+        <w:tc>
+          <w:tcPr/>
+          <w:p>
+            <w:pPr>
+              <w:pStyle w:val="Compact"/>
+            </w:pPr>
+            <w:r>
+              <w:t xml:space="preserve">Physical security perimeter and visitor logs. No Secure Workload artifact.</w:t>
             </w:r>
           </w:p>
         </w:tc>
@@ -2393,39 +2450,40 @@
               <w:pStyle w:val="Compact"/>
             </w:pPr>
             <w:r>
-              <w:t xml:space="preserve">CIP-007</w:t>
-            </w:r>
-          </w:p>
-        </w:tc>
-        <w:tc>
-          <w:tcPr/>
-          <w:p>
-            <w:pPr>
-              <w:pStyle w:val="Compact"/>
-            </w:pPr>
-            <w:r>
-              <w:t xml:space="preserve">System Security Management</w:t>
-            </w:r>
-          </w:p>
-        </w:tc>
-        <w:tc>
-          <w:tcPr/>
-          <w:p>
-            <w:pPr>
-              <w:pStyle w:val="Compact"/>
-            </w:pPr>
-            <w:r>
-              <w:rPr>
-                <w:b/>
-                <w:bCs/>
-              </w:rPr>
-              <w:t xml:space="preserve">Direct</w:t>
-            </w:r>
-            <w:r>
-              <w:t xml:space="preserve"> </w:t>
-            </w:r>
-            <w:r>
-              <w:t xml:space="preserve">— ports/services, malicious code, security event monitoring</w:t>
+              <w:t xml:space="preserve">CIP-007 R1</w:t>
+            </w:r>
+          </w:p>
+        </w:tc>
+        <w:tc>
+          <w:tcPr/>
+          <w:p>
+            <w:pPr>
+              <w:pStyle w:val="Compact"/>
+            </w:pPr>
+            <w:r>
+              <w:t xml:space="preserve">Ports and Services</w:t>
+            </w:r>
+          </w:p>
+        </w:tc>
+        <w:tc>
+          <w:tcPr/>
+          <w:p>
+            <w:pPr>
+              <w:pStyle w:val="Compact"/>
+            </w:pPr>
+            <w:r>
+              <w:t xml:space="preserve">Full Coverage</w:t>
+            </w:r>
+          </w:p>
+        </w:tc>
+        <w:tc>
+          <w:tcPr/>
+          <w:p>
+            <w:pPr>
+              <w:pStyle w:val="Compact"/>
+            </w:pPr>
+            <w:r>
+              <w:t xml:space="preserve">Listening-port inventory with process and last-flow time, dated at least quarterly, tied to the baseline.</w:t>
             </w:r>
           </w:p>
         </w:tc>
@@ -2438,29 +2496,40 @@
               <w:pStyle w:val="Compact"/>
             </w:pPr>
             <w:r>
-              <w:t xml:space="preserve">CIP-008</w:t>
-            </w:r>
-          </w:p>
-        </w:tc>
-        <w:tc>
-          <w:tcPr/>
-          <w:p>
-            <w:pPr>
-              <w:pStyle w:val="Compact"/>
-            </w:pPr>
-            <w:r>
-              <w:t xml:space="preserve">Incident Reporting &amp; Response</w:t>
-            </w:r>
-          </w:p>
-        </w:tc>
-        <w:tc>
-          <w:tcPr/>
-          <w:p>
-            <w:pPr>
-              <w:pStyle w:val="Compact"/>
-            </w:pPr>
-            <w:r>
-              <w:t xml:space="preserve">Forensic flow + process telemetry for incident reconstruction</w:t>
+              <w:t xml:space="preserve">CIP-007 R2</w:t>
+            </w:r>
+          </w:p>
+        </w:tc>
+        <w:tc>
+          <w:tcPr/>
+          <w:p>
+            <w:pPr>
+              <w:pStyle w:val="Compact"/>
+            </w:pPr>
+            <w:r>
+              <w:t xml:space="preserve">Patch Management</w:t>
+            </w:r>
+          </w:p>
+        </w:tc>
+        <w:tc>
+          <w:tcPr/>
+          <w:p>
+            <w:pPr>
+              <w:pStyle w:val="Compact"/>
+            </w:pPr>
+            <w:r>
+              <w:t xml:space="preserve">Partial Coverage</w:t>
+            </w:r>
+          </w:p>
+        </w:tc>
+        <w:tc>
+          <w:tcPr/>
+          <w:p>
+            <w:pPr>
+              <w:pStyle w:val="Compact"/>
+            </w:pPr>
+            <w:r>
+              <w:t xml:space="preserve">CVE and package list. The evaluation, the patch source, and the install record stay with the patch programme.</w:t>
             </w:r>
           </w:p>
         </w:tc>
@@ -2473,29 +2542,40 @@
               <w:pStyle w:val="Compact"/>
             </w:pPr>
             <w:r>
-              <w:t xml:space="preserve">CIP-009</w:t>
-            </w:r>
-          </w:p>
-        </w:tc>
-        <w:tc>
-          <w:tcPr/>
-          <w:p>
-            <w:pPr>
-              <w:pStyle w:val="Compact"/>
-            </w:pPr>
-            <w:r>
-              <w:t xml:space="preserve">Recovery Plans</w:t>
-            </w:r>
-          </w:p>
-        </w:tc>
-        <w:tc>
-          <w:tcPr/>
-          <w:p>
-            <w:pPr>
-              <w:pStyle w:val="Compact"/>
-            </w:pPr>
-            <w:r>
-              <w:t xml:space="preserve">Policy/baseline export for DR; out-of-scope for active recovery</w:t>
+              <w:t xml:space="preserve">CIP-007 R3–R4</w:t>
+            </w:r>
+          </w:p>
+        </w:tc>
+        <w:tc>
+          <w:tcPr/>
+          <w:p>
+            <w:pPr>
+              <w:pStyle w:val="Compact"/>
+            </w:pPr>
+            <w:r>
+              <w:t xml:space="preserve">Malicious code and security events</w:t>
+            </w:r>
+          </w:p>
+        </w:tc>
+        <w:tc>
+          <w:tcPr/>
+          <w:p>
+            <w:pPr>
+              <w:pStyle w:val="Compact"/>
+            </w:pPr>
+            <w:r>
+              <w:t xml:space="preserve">Partial Coverage</w:t>
+            </w:r>
+          </w:p>
+        </w:tc>
+        <w:tc>
+          <w:tcPr/>
+          <w:p>
+            <w:pPr>
+              <w:pStyle w:val="Compact"/>
+            </w:pPr>
+            <w:r>
+              <w:t xml:space="preserve">Behavioural-rule record and SIEM telemetry. Endpoint anti-malware and the alert-review log stay with those owners.</w:t>
             </w:r>
           </w:p>
         </w:tc>
@@ -2508,39 +2588,40 @@
               <w:pStyle w:val="Compact"/>
             </w:pPr>
             <w:r>
-              <w:t xml:space="preserve">CIP-010</w:t>
-            </w:r>
-          </w:p>
-        </w:tc>
-        <w:tc>
-          <w:tcPr/>
-          <w:p>
-            <w:pPr>
-              <w:pStyle w:val="Compact"/>
-            </w:pPr>
-            <w:r>
-              <w:t xml:space="preserve">Configuration Change Management &amp; VA</w:t>
-            </w:r>
-          </w:p>
-        </w:tc>
-        <w:tc>
-          <w:tcPr/>
-          <w:p>
-            <w:pPr>
-              <w:pStyle w:val="Compact"/>
-            </w:pPr>
-            <w:r>
-              <w:rPr>
-                <w:b/>
-                <w:bCs/>
-              </w:rPr>
-              <w:t xml:space="preserve">Direct</w:t>
-            </w:r>
-            <w:r>
-              <w:t xml:space="preserve"> </w:t>
-            </w:r>
-            <w:r>
-              <w:t xml:space="preserve">— baseline, drift, vulnerability assessment</w:t>
+              <w:t xml:space="preserve">CIP-007 R5</w:t>
+            </w:r>
+          </w:p>
+        </w:tc>
+        <w:tc>
+          <w:tcPr/>
+          <w:p>
+            <w:pPr>
+              <w:pStyle w:val="Compact"/>
+            </w:pPr>
+            <w:r>
+              <w:t xml:space="preserve">System access control</w:t>
+            </w:r>
+          </w:p>
+        </w:tc>
+        <w:tc>
+          <w:tcPr/>
+          <w:p>
+            <w:pPr>
+              <w:pStyle w:val="Compact"/>
+            </w:pPr>
+            <w:r>
+              <w:t xml:space="preserve">Partial Coverage</w:t>
+            </w:r>
+          </w:p>
+        </w:tc>
+        <w:tc>
+          <w:tcPr/>
+          <w:p>
+            <w:pPr>
+              <w:pStyle w:val="Compact"/>
+            </w:pPr>
+            <w:r>
+              <w:t xml:space="preserve">Policy limiting which workloads can reach authentication services. Accounts, passwords, and MFA stay with identity.</w:t>
             </w:r>
           </w:p>
         </w:tc>
@@ -2553,29 +2634,40 @@
               <w:pStyle w:val="Compact"/>
             </w:pPr>
             <w:r>
-              <w:t xml:space="preserve">CIP-011</w:t>
-            </w:r>
-          </w:p>
-        </w:tc>
-        <w:tc>
-          <w:tcPr/>
-          <w:p>
-            <w:pPr>
-              <w:pStyle w:val="Compact"/>
-            </w:pPr>
-            <w:r>
-              <w:t xml:space="preserve">Information Protection (BCSI)</w:t>
-            </w:r>
-          </w:p>
-        </w:tc>
-        <w:tc>
-          <w:tcPr/>
-          <w:p>
-            <w:pPr>
-              <w:pStyle w:val="Compact"/>
-            </w:pPr>
-            <w:r>
-              <w:t xml:space="preserve">Egress monitoring on BCSI-hosting systems</w:t>
+              <w:t xml:space="preserve">CIP-008</w:t>
+            </w:r>
+          </w:p>
+        </w:tc>
+        <w:tc>
+          <w:tcPr/>
+          <w:p>
+            <w:pPr>
+              <w:pStyle w:val="Compact"/>
+            </w:pPr>
+            <w:r>
+              <w:t xml:space="preserve">Incident Reporting &amp; Response</w:t>
+            </w:r>
+          </w:p>
+        </w:tc>
+        <w:tc>
+          <w:tcPr/>
+          <w:p>
+            <w:pPr>
+              <w:pStyle w:val="Compact"/>
+            </w:pPr>
+            <w:r>
+              <w:t xml:space="preserve">Partial Coverage</w:t>
+            </w:r>
+          </w:p>
+        </w:tc>
+        <w:tc>
+          <w:tcPr/>
+          <w:p>
+            <w:pPr>
+              <w:pStyle w:val="Compact"/>
+            </w:pPr>
+            <w:r>
+              <w:t xml:space="preserve">Six-artefact reconstruction bundle. The response plan, the test, and the E-ISAC notice stay with the entity.</w:t>
             </w:r>
           </w:p>
         </w:tc>
@@ -2588,29 +2680,40 @@
               <w:pStyle w:val="Compact"/>
             </w:pPr>
             <w:r>
-              <w:t xml:space="preserve">CIP-013</w:t>
-            </w:r>
-          </w:p>
-        </w:tc>
-        <w:tc>
-          <w:tcPr/>
-          <w:p>
-            <w:pPr>
-              <w:pStyle w:val="Compact"/>
-            </w:pPr>
-            <w:r>
-              <w:t xml:space="preserve">Supply Chain Risk Management</w:t>
-            </w:r>
-          </w:p>
-        </w:tc>
-        <w:tc>
-          <w:tcPr/>
-          <w:p>
-            <w:pPr>
-              <w:pStyle w:val="Compact"/>
-            </w:pPr>
-            <w:r>
-              <w:t xml:space="preserve">Vendor-system egress visibility on the IT side</w:t>
+              <w:t xml:space="preserve">CIP-009</w:t>
+            </w:r>
+          </w:p>
+        </w:tc>
+        <w:tc>
+          <w:tcPr/>
+          <w:p>
+            <w:pPr>
+              <w:pStyle w:val="Compact"/>
+            </w:pPr>
+            <w:r>
+              <w:t xml:space="preserve">Recovery Plans</w:t>
+            </w:r>
+          </w:p>
+        </w:tc>
+        <w:tc>
+          <w:tcPr/>
+          <w:p>
+            <w:pPr>
+              <w:pStyle w:val="Compact"/>
+            </w:pPr>
+            <w:r>
+              <w:t xml:space="preserve">Partial Coverage</w:t>
+            </w:r>
+          </w:p>
+        </w:tc>
+        <w:tc>
+          <w:tcPr/>
+          <w:p>
+            <w:pPr>
+              <w:pStyle w:val="Compact"/>
+            </w:pPr>
+            <w:r>
+              <w:t xml:space="preserve">Policy and baseline export as a known-good IT-side state. Backup execution and the recovery test stay with DR.</w:t>
             </w:r>
           </w:p>
         </w:tc>
@@ -2623,6 +2726,236 @@
               <w:pStyle w:val="Compact"/>
             </w:pPr>
             <w:r>
+              <w:t xml:space="preserve">CIP-010 R1</w:t>
+            </w:r>
+          </w:p>
+        </w:tc>
+        <w:tc>
+          <w:tcPr/>
+          <w:p>
+            <w:pPr>
+              <w:pStyle w:val="Compact"/>
+            </w:pPr>
+            <w:r>
+              <w:t xml:space="preserve">Configuration baseline and change</w:t>
+            </w:r>
+          </w:p>
+        </w:tc>
+        <w:tc>
+          <w:tcPr/>
+          <w:p>
+            <w:pPr>
+              <w:pStyle w:val="Compact"/>
+            </w:pPr>
+            <w:r>
+              <w:t xml:space="preserve">Full Coverage</w:t>
+            </w:r>
+          </w:p>
+        </w:tc>
+        <w:tc>
+          <w:tcPr/>
+          <w:p>
+            <w:pPr>
+              <w:pStyle w:val="Compact"/>
+            </w:pPr>
+            <w:r>
+              <w:t xml:space="preserve">Daily software and listening-port baseline, diff, and disposition against the change ticket.</w:t>
+            </w:r>
+          </w:p>
+        </w:tc>
+      </w:tr>
+      <w:tr>
+        <w:tc>
+          <w:tcPr/>
+          <w:p>
+            <w:pPr>
+              <w:pStyle w:val="Compact"/>
+            </w:pPr>
+            <w:r>
+              <w:t xml:space="preserve">CIP-010 R3</w:t>
+            </w:r>
+          </w:p>
+        </w:tc>
+        <w:tc>
+          <w:tcPr/>
+          <w:p>
+            <w:pPr>
+              <w:pStyle w:val="Compact"/>
+            </w:pPr>
+            <w:r>
+              <w:t xml:space="preserve">Vulnerability assessment</w:t>
+            </w:r>
+          </w:p>
+        </w:tc>
+        <w:tc>
+          <w:tcPr/>
+          <w:p>
+            <w:pPr>
+              <w:pStyle w:val="Compact"/>
+            </w:pPr>
+            <w:r>
+              <w:t xml:space="preserve">Partial Coverage</w:t>
+            </w:r>
+          </w:p>
+        </w:tc>
+        <w:tc>
+          <w:tcPr/>
+          <w:p>
+            <w:pPr>
+              <w:pStyle w:val="Compact"/>
+            </w:pPr>
+            <w:r>
+              <w:t xml:space="preserve">Per-workload CVE inventory. The active assessment method, cadence, and mitigation record stay with the entity.</w:t>
+            </w:r>
+          </w:p>
+        </w:tc>
+      </w:tr>
+      <w:tr>
+        <w:tc>
+          <w:tcPr/>
+          <w:p>
+            <w:pPr>
+              <w:pStyle w:val="Compact"/>
+            </w:pPr>
+            <w:r>
+              <w:t xml:space="preserve">CIP-011</w:t>
+            </w:r>
+          </w:p>
+        </w:tc>
+        <w:tc>
+          <w:tcPr/>
+          <w:p>
+            <w:pPr>
+              <w:pStyle w:val="Compact"/>
+            </w:pPr>
+            <w:r>
+              <w:t xml:space="preserve">Information Protection (BCSI)</w:t>
+            </w:r>
+          </w:p>
+        </w:tc>
+        <w:tc>
+          <w:tcPr/>
+          <w:p>
+            <w:pPr>
+              <w:pStyle w:val="Compact"/>
+            </w:pPr>
+            <w:r>
+              <w:t xml:space="preserve">Partial Coverage</w:t>
+            </w:r>
+          </w:p>
+        </w:tc>
+        <w:tc>
+          <w:tcPr/>
+          <w:p>
+            <w:pPr>
+              <w:pStyle w:val="Compact"/>
+            </w:pPr>
+            <w:r>
+              <w:t xml:space="preserve">Egress report for BCSI-host workloads. Classification, storage, and disposal stay with the information-protection programme.</w:t>
+            </w:r>
+          </w:p>
+        </w:tc>
+      </w:tr>
+      <w:tr>
+        <w:tc>
+          <w:tcPr/>
+          <w:p>
+            <w:pPr>
+              <w:pStyle w:val="Compact"/>
+            </w:pPr>
+            <w:r>
+              <w:t xml:space="preserve">CIP-012</w:t>
+            </w:r>
+          </w:p>
+        </w:tc>
+        <w:tc>
+          <w:tcPr/>
+          <w:p>
+            <w:pPr>
+              <w:pStyle w:val="Compact"/>
+            </w:pPr>
+            <w:r>
+              <w:t xml:space="preserve">Communications between Control Centers</w:t>
+            </w:r>
+          </w:p>
+        </w:tc>
+        <w:tc>
+          <w:tcPr/>
+          <w:p>
+            <w:pPr>
+              <w:pStyle w:val="Compact"/>
+            </w:pPr>
+            <w:r>
+              <w:t xml:space="preserve">Partial Coverage</w:t>
+            </w:r>
+          </w:p>
+        </w:tc>
+        <w:tc>
+          <w:tcPr/>
+          <w:p>
+            <w:pPr>
+              <w:pStyle w:val="Compact"/>
+            </w:pPr>
+            <w:r>
+              <w:t xml:space="preserve">Observed paths and an allowlist for instrumented control-center workloads that exchange real-time data. The CIP-012 plan and link protection stay with the entity. Secure Workload does not encrypt that link.</w:t>
+            </w:r>
+          </w:p>
+        </w:tc>
+      </w:tr>
+      <w:tr>
+        <w:tc>
+          <w:tcPr/>
+          <w:p>
+            <w:pPr>
+              <w:pStyle w:val="Compact"/>
+            </w:pPr>
+            <w:r>
+              <w:t xml:space="preserve">CIP-013</w:t>
+            </w:r>
+          </w:p>
+        </w:tc>
+        <w:tc>
+          <w:tcPr/>
+          <w:p>
+            <w:pPr>
+              <w:pStyle w:val="Compact"/>
+            </w:pPr>
+            <w:r>
+              <w:t xml:space="preserve">Supply Chain Risk Management</w:t>
+            </w:r>
+          </w:p>
+        </w:tc>
+        <w:tc>
+          <w:tcPr/>
+          <w:p>
+            <w:pPr>
+              <w:pStyle w:val="Compact"/>
+            </w:pPr>
+            <w:r>
+              <w:t xml:space="preserve">Partial Coverage</w:t>
+            </w:r>
+          </w:p>
+        </w:tc>
+        <w:tc>
+          <w:tcPr/>
+          <w:p>
+            <w:pPr>
+              <w:pStyle w:val="Compact"/>
+            </w:pPr>
+            <w:r>
+              <w:t xml:space="preserve">Vendor-egress flows reconciled to the vendor register. The supply-chain plan and contract clauses stay with procurement.</w:t>
+            </w:r>
+          </w:p>
+        </w:tc>
+      </w:tr>
+      <w:tr>
+        <w:tc>
+          <w:tcPr/>
+          <w:p>
+            <w:pPr>
+              <w:pStyle w:val="Compact"/>
+            </w:pPr>
+            <w:r>
               <w:t xml:space="preserve">CIP-014</w:t>
             </w:r>
           </w:p>
@@ -2645,12 +2978,87 @@
               <w:pStyle w:val="Compact"/>
             </w:pPr>
             <w:r>
-              <w:t xml:space="preserve">Out of scope — physical/CCTV</w:t>
+              <w:t xml:space="preserve">Evidence Required</w:t>
+            </w:r>
+          </w:p>
+        </w:tc>
+        <w:tc>
+          <w:tcPr/>
+          <w:p>
+            <w:pPr>
+              <w:pStyle w:val="Compact"/>
+            </w:pPr>
+            <w:r>
+              <w:t xml:space="preserve">Transmission-station physical security. No Secure Workload artifact.</w:t>
+            </w:r>
+          </w:p>
+        </w:tc>
+      </w:tr>
+      <w:tr>
+        <w:tc>
+          <w:tcPr/>
+          <w:p>
+            <w:pPr>
+              <w:pStyle w:val="Compact"/>
+            </w:pPr>
+            <w:r>
+              <w:t xml:space="preserve">CIP-015</w:t>
+            </w:r>
+          </w:p>
+        </w:tc>
+        <w:tc>
+          <w:tcPr/>
+          <w:p>
+            <w:pPr>
+              <w:pStyle w:val="Compact"/>
+            </w:pPr>
+            <w:r>
+              <w:t xml:space="preserve">Internal network security monitoring</w:t>
+            </w:r>
+          </w:p>
+        </w:tc>
+        <w:tc>
+          <w:tcPr/>
+          <w:p>
+            <w:pPr>
+              <w:pStyle w:val="Compact"/>
+            </w:pPr>
+            <w:r>
+              <w:t xml:space="preserve">Partial Coverage</w:t>
+            </w:r>
+          </w:p>
+        </w:tc>
+        <w:tc>
+          <w:tcPr/>
+          <w:p>
+            <w:pPr>
+              <w:pStyle w:val="Compact"/>
+            </w:pPr>
+            <w:r>
+              <w:t xml:space="preserve">East-west flow and process telemetry on instrumented IT-side hosts. Confirm the effective date for the entity's impact rating. OT segments still need the OT monitoring stack.</w:t>
             </w:r>
           </w:p>
         </w:tc>
       </w:tr>
     </w:tbl>
+    <w:p>
+      <w:pPr>
+        <w:pStyle w:val="BodyText"/>
+      </w:pPr>
+      <w:r>
+        <w:rPr>
+          <w:b/>
+          <w:bCs/>
+        </w:rPr>
+        <w:t xml:space="preserve">How to read the coverage column.</w:t>
+      </w:r>
+      <w:r>
+        <w:t xml:space="preserve"> </w:t>
+      </w:r>
+      <w:r>
+        <w:t xml:space="preserve">Full Coverage means the export from instrumented IT-side workloads is the artifact for that requirement. Partial Coverage means Secure Workload supplies one slice and the entity files it beside another control. Evidence Required means Secure Workload produces no record for that requirement. None of these ratings is a finding that the Registered Entity is compliant.</w:t>
+      </w:r>
+    </w:p>
     <w:p>
       <w:pPr>
         <w:pStyle w:val="BodyText"/>
@@ -6217,29 +6625,29 @@
               <w:pStyle w:val="Compact"/>
             </w:pPr>
             <w:r>
-              <w:t xml:space="preserve">CIP-008 R1</w:t>
-            </w:r>
-          </w:p>
-        </w:tc>
-        <w:tc>
-          <w:tcPr/>
-          <w:p>
-            <w:pPr>
-              <w:pStyle w:val="Compact"/>
-            </w:pPr>
-            <w:r>
-              <w:t xml:space="preserve">Incident response plan</w:t>
-            </w:r>
-          </w:p>
-        </w:tc>
-        <w:tc>
-          <w:tcPr/>
-          <w:p>
-            <w:pPr>
-              <w:pStyle w:val="Compact"/>
-            </w:pPr>
-            <w:r>
-              <w:t xml:space="preserve">Six-artefact reconstruction bundle (§7)</w:t>
+              <w:t xml:space="preserve">CIP-007 R5</w:t>
+            </w:r>
+          </w:p>
+        </w:tc>
+        <w:tc>
+          <w:tcPr/>
+          <w:p>
+            <w:pPr>
+              <w:pStyle w:val="Compact"/>
+            </w:pPr>
+            <w:r>
+              <w:t xml:space="preserve">System access control</w:t>
+            </w:r>
+          </w:p>
+        </w:tc>
+        <w:tc>
+          <w:tcPr/>
+          <w:p>
+            <w:pPr>
+              <w:pStyle w:val="Compact"/>
+            </w:pPr>
+            <w:r>
+              <w:t xml:space="preserve">Policy limiting workload paths to authentication services. Accounts and MFA stay with identity</w:t>
             </w:r>
           </w:p>
         </w:tc>
@@ -6252,29 +6660,29 @@
               <w:pStyle w:val="Compact"/>
             </w:pPr>
             <w:r>
-              <w:t xml:space="preserve">CIP-008 R4</w:t>
-            </w:r>
-          </w:p>
-        </w:tc>
-        <w:tc>
-          <w:tcPr/>
-          <w:p>
-            <w:pPr>
-              <w:pStyle w:val="Compact"/>
-            </w:pPr>
-            <w:r>
-              <w:t xml:space="preserve">Reportable incident notification</w:t>
-            </w:r>
-          </w:p>
-        </w:tc>
-        <w:tc>
-          <w:tcPr/>
-          <w:p>
-            <w:pPr>
-              <w:pStyle w:val="Compact"/>
-            </w:pPr>
-            <w:r>
-              <w:t xml:space="preserve">Containment evidence + dossier supports E-ISAC notification</w:t>
+              <w:t xml:space="preserve">CIP-008 R1</w:t>
+            </w:r>
+          </w:p>
+        </w:tc>
+        <w:tc>
+          <w:tcPr/>
+          <w:p>
+            <w:pPr>
+              <w:pStyle w:val="Compact"/>
+            </w:pPr>
+            <w:r>
+              <w:t xml:space="preserve">Incident response plan</w:t>
+            </w:r>
+          </w:p>
+        </w:tc>
+        <w:tc>
+          <w:tcPr/>
+          <w:p>
+            <w:pPr>
+              <w:pStyle w:val="Compact"/>
+            </w:pPr>
+            <w:r>
+              <w:t xml:space="preserve">Six-artefact reconstruction bundle (§7)</w:t>
             </w:r>
           </w:p>
         </w:tc>
@@ -6287,29 +6695,29 @@
               <w:pStyle w:val="Compact"/>
             </w:pPr>
             <w:r>
-              <w:t xml:space="preserve">CIP-010 R1</w:t>
-            </w:r>
-          </w:p>
-        </w:tc>
-        <w:tc>
-          <w:tcPr/>
-          <w:p>
-            <w:pPr>
-              <w:pStyle w:val="Compact"/>
-            </w:pPr>
-            <w:r>
-              <w:t xml:space="preserve">Configuration baseline</w:t>
-            </w:r>
-          </w:p>
-        </w:tc>
-        <w:tc>
-          <w:tcPr/>
-          <w:p>
-            <w:pPr>
-              <w:pStyle w:val="Compact"/>
-            </w:pPr>
-            <w:r>
-              <w:t xml:space="preserve">Daily software + ports baseline + diff (§8.1)</w:t>
+              <w:t xml:space="preserve">CIP-008 R4</w:t>
+            </w:r>
+          </w:p>
+        </w:tc>
+        <w:tc>
+          <w:tcPr/>
+          <w:p>
+            <w:pPr>
+              <w:pStyle w:val="Compact"/>
+            </w:pPr>
+            <w:r>
+              <w:t xml:space="preserve">Reportable incident notification</w:t>
+            </w:r>
+          </w:p>
+        </w:tc>
+        <w:tc>
+          <w:tcPr/>
+          <w:p>
+            <w:pPr>
+              <w:pStyle w:val="Compact"/>
+            </w:pPr>
+            <w:r>
+              <w:t xml:space="preserve">Containment evidence + dossier supports E-ISAC notification</w:t>
             </w:r>
           </w:p>
         </w:tc>
@@ -6322,29 +6730,29 @@
               <w:pStyle w:val="Compact"/>
             </w:pPr>
             <w:r>
-              <w:t xml:space="preserve">CIP-010 R3</w:t>
-            </w:r>
-          </w:p>
-        </w:tc>
-        <w:tc>
-          <w:tcPr/>
-          <w:p>
-            <w:pPr>
-              <w:pStyle w:val="Compact"/>
-            </w:pPr>
-            <w:r>
-              <w:t xml:space="preserve">Vulnerability assessment</w:t>
-            </w:r>
-          </w:p>
-        </w:tc>
-        <w:tc>
-          <w:tcPr/>
-          <w:p>
-            <w:pPr>
-              <w:pStyle w:val="Compact"/>
-            </w:pPr>
-            <w:r>
-              <w:t xml:space="preserve">Continuous CVE inventory + cadence-based export (§8.2)</w:t>
+              <w:t xml:space="preserve">CIP-010 R1</w:t>
+            </w:r>
+          </w:p>
+        </w:tc>
+        <w:tc>
+          <w:tcPr/>
+          <w:p>
+            <w:pPr>
+              <w:pStyle w:val="Compact"/>
+            </w:pPr>
+            <w:r>
+              <w:t xml:space="preserve">Configuration baseline</w:t>
+            </w:r>
+          </w:p>
+        </w:tc>
+        <w:tc>
+          <w:tcPr/>
+          <w:p>
+            <w:pPr>
+              <w:pStyle w:val="Compact"/>
+            </w:pPr>
+            <w:r>
+              <w:t xml:space="preserve">Daily software + ports baseline + diff (§8.1)</w:t>
             </w:r>
           </w:p>
         </w:tc>
@@ -6357,29 +6765,29 @@
               <w:pStyle w:val="Compact"/>
             </w:pPr>
             <w:r>
-              <w:t xml:space="preserve">CIP-011 R1</w:t>
-            </w:r>
-          </w:p>
-        </w:tc>
-        <w:tc>
-          <w:tcPr/>
-          <w:p>
-            <w:pPr>
-              <w:pStyle w:val="Compact"/>
-            </w:pPr>
-            <w:r>
-              <w:t xml:space="preserve">BCSI protection</w:t>
-            </w:r>
-          </w:p>
-        </w:tc>
-        <w:tc>
-          <w:tcPr/>
-          <w:p>
-            <w:pPr>
-              <w:pStyle w:val="Compact"/>
-            </w:pPr>
-            <w:r>
-              <w:t xml:space="preserve">Egress and access monitoring on BCSI-hosts (§10)</w:t>
+              <w:t xml:space="preserve">CIP-010 R3</w:t>
+            </w:r>
+          </w:p>
+        </w:tc>
+        <w:tc>
+          <w:tcPr/>
+          <w:p>
+            <w:pPr>
+              <w:pStyle w:val="Compact"/>
+            </w:pPr>
+            <w:r>
+              <w:t xml:space="preserve">Vulnerability assessment</w:t>
+            </w:r>
+          </w:p>
+        </w:tc>
+        <w:tc>
+          <w:tcPr/>
+          <w:p>
+            <w:pPr>
+              <w:pStyle w:val="Compact"/>
+            </w:pPr>
+            <w:r>
+              <w:t xml:space="preserve">Continuous CVE inventory + cadence-based export (§8.2)</w:t>
             </w:r>
           </w:p>
         </w:tc>
@@ -6392,6 +6800,76 @@
               <w:pStyle w:val="Compact"/>
             </w:pPr>
             <w:r>
+              <w:t xml:space="preserve">CIP-011 R1</w:t>
+            </w:r>
+          </w:p>
+        </w:tc>
+        <w:tc>
+          <w:tcPr/>
+          <w:p>
+            <w:pPr>
+              <w:pStyle w:val="Compact"/>
+            </w:pPr>
+            <w:r>
+              <w:t xml:space="preserve">BCSI protection</w:t>
+            </w:r>
+          </w:p>
+        </w:tc>
+        <w:tc>
+          <w:tcPr/>
+          <w:p>
+            <w:pPr>
+              <w:pStyle w:val="Compact"/>
+            </w:pPr>
+            <w:r>
+              <w:t xml:space="preserve">Egress and access monitoring on BCSI-hosts (§10)</w:t>
+            </w:r>
+          </w:p>
+        </w:tc>
+      </w:tr>
+      <w:tr>
+        <w:tc>
+          <w:tcPr/>
+          <w:p>
+            <w:pPr>
+              <w:pStyle w:val="Compact"/>
+            </w:pPr>
+            <w:r>
+              <w:t xml:space="preserve">CIP-012 R1</w:t>
+            </w:r>
+          </w:p>
+        </w:tc>
+        <w:tc>
+          <w:tcPr/>
+          <w:p>
+            <w:pPr>
+              <w:pStyle w:val="Compact"/>
+            </w:pPr>
+            <w:r>
+              <w:t xml:space="preserve">Control-center communications</w:t>
+            </w:r>
+          </w:p>
+        </w:tc>
+        <w:tc>
+          <w:tcPr/>
+          <w:p>
+            <w:pPr>
+              <w:pStyle w:val="Compact"/>
+            </w:pPr>
+            <w:r>
+              <w:t xml:space="preserve">Observed flows and an allowlist between instrumented control-center workloads. Link protection and the CIP-012 plan stay with the entity</w:t>
+            </w:r>
+          </w:p>
+        </w:tc>
+      </w:tr>
+      <w:tr>
+        <w:tc>
+          <w:tcPr/>
+          <w:p>
+            <w:pPr>
+              <w:pStyle w:val="Compact"/>
+            </w:pPr>
+            <w:r>
               <w:t xml:space="preserve">CIP-013 R1</w:t>
             </w:r>
           </w:p>
@@ -6415,6 +6893,41 @@
             </w:pPr>
             <w:r>
               <w:t xml:space="preserve">Vendor-egress allowlist + register reconciliation (§9)</w:t>
+            </w:r>
+          </w:p>
+        </w:tc>
+      </w:tr>
+      <w:tr>
+        <w:tc>
+          <w:tcPr/>
+          <w:p>
+            <w:pPr>
+              <w:pStyle w:val="Compact"/>
+            </w:pPr>
+            <w:r>
+              <w:t xml:space="preserve">CIP-015</w:t>
+            </w:r>
+          </w:p>
+        </w:tc>
+        <w:tc>
+          <w:tcPr/>
+          <w:p>
+            <w:pPr>
+              <w:pStyle w:val="Compact"/>
+            </w:pPr>
+            <w:r>
+              <w:t xml:space="preserve">Internal network security monitoring</w:t>
+            </w:r>
+          </w:p>
+        </w:tc>
+        <w:tc>
+          <w:tcPr/>
+          <w:p>
+            <w:pPr>
+              <w:pStyle w:val="Compact"/>
+            </w:pPr>
+            <w:r>
+              <w:t xml:space="preserve">East-west flow and process telemetry on instrumented IT-side hosts. Confirm applicability and effective date before citing it in an audit</w:t>
             </w:r>
           </w:p>
         </w:tc>
